--- a/templates/DCR_DECLARATION_template.docx
+++ b/templates/DCR_DECLARATION_template.docx
@@ -184,7 +184,7 @@
         <w:rPr>
           <w:highlight w:val="yellow"/>
         </w:rPr>
-        <w:t>M/S {{vendor_name}} has installed {{project_capacity}} Grid Connected Rooftop Solar PV Power Plant For {{customer_name}}</w:t>
+        <w:t>M/S IMPRESS SOLAR POINT has installed {{project_capacity}} Grid Connected Rooftop Solar PV Power Plant For {{customer_name}}</w:t>
       </w:r>
       <w:proofErr w:type="spellEnd"/>
       <w:r>
@@ -1771,7 +1771,7 @@
         <w:rPr>
           <w:sz w:val="24"/>
         </w:rPr>
-        <w:t>I We {{vendor_owner}} , on behalf of M/S {{vendor_name}}</w:t>
+        <w:t>I We MUNAVVER HUSAIN MUZAFFAR HUSAIN , on behalf of M/S IMPRESS SOLAR POINT</w:t>
       </w:r>
       <w:r>
         <w:rPr>
@@ -2166,7 +2166,7 @@
         <w:rPr>
           <w:spacing w:val="-2"/>
         </w:rPr>
-        <w:t>{{vendor_name}}</w:t>
+        <w:t>IMPRESS SOLAR POINT</w:t>
       </w:r>
       <w:r>
         <w:rPr>
@@ -2185,7 +2185,7 @@
         <w:t xml:space="preserve">                                                                   </w:t>
       </w:r>
       <w:r>
-        <w:t>Name :- {{vendor_owner}}</w:t>
+        <w:t>Name :- MUNAVVER HUSAIN MUZAFFAR HUSAIN</w:t>
       </w:r>
       <w:r>
         <w:t xml:space="preserve"/>
